--- a/output/summary/bom/FederatedGqlBreakDown-bom.docx
+++ b/output/summary/bom/FederatedGqlBreakDown-bom.docx
@@ -2685,7 +2685,7 @@
                 <w:color w:val="373737"/>
                 <w:sz w:val="18"/>
               </w:rPr>
-              <w:t>critical path A → E-01 → G-08/G-10 → G-16</w:t>
+              <w:t>critical path A → E-01 → G-08/G-10 → G-15</w:t>
             </w:r>
           </w:p>
         </w:tc>
@@ -2703,6 +2703,84 @@
           <w:sz w:val="28"/>
         </w:rPr>
         <w:t>Recommended Sprint Sequencing</w:t>
+      </w:r>
+    </w:p>
+    <w:p>
+      <w:pPr>
+        <w:spacing w:after="40"/>
+      </w:pPr>
+      <w:r>
+        <w:rPr>
+          <w:color w:val="444444"/>
+          <w:sz w:val="18"/>
+        </w:rPr>
+        <w:t xml:space="preserve">Test-coverage/parity-harness work (formerly </w:t>
+      </w:r>
+      <w:r>
+        <w:rPr>
+          <w:rFonts w:ascii="Courier New" w:hAnsi="Courier New"/>
+          <w:sz w:val="18"/>
+        </w:rPr>
+        <w:t>G-16</w:t>
+      </w:r>
+      <w:r>
+        <w:rPr>
+          <w:color w:val="444444"/>
+          <w:sz w:val="18"/>
+        </w:rPr>
+        <w:t>) is tracked outside this Jira pipeline, created</w:t>
+      </w:r>
+    </w:p>
+    <w:p>
+      <w:pPr>
+        <w:spacing w:after="40"/>
+      </w:pPr>
+      <w:r>
+        <w:rPr>
+          <w:color w:val="444444"/>
+          <w:sz w:val="18"/>
+        </w:rPr>
+        <w:t xml:space="preserve">manually. </w:t>
+      </w:r>
+      <w:r>
+        <w:rPr>
+          <w:rFonts w:ascii="Courier New" w:hAnsi="Courier New"/>
+          <w:sz w:val="18"/>
+        </w:rPr>
+        <w:t>G-15</w:t>
+      </w:r>
+      <w:r>
+        <w:rPr>
+          <w:color w:val="444444"/>
+          <w:sz w:val="18"/>
+        </w:rPr>
+        <w:t xml:space="preserve"> (</w:t>
+      </w:r>
+      <w:r>
+        <w:rPr>
+          <w:rFonts w:ascii="Courier New" w:hAnsi="Courier New"/>
+          <w:sz w:val="18"/>
+        </w:rPr>
+        <w:t>BomMaterialSearchResult</w:t>
+      </w:r>
+      <w:r>
+        <w:rPr>
+          <w:color w:val="444444"/>
+          <w:sz w:val="18"/>
+        </w:rPr>
+        <w:t xml:space="preserve"> field resolvers) is real field-resolver scope and stays in</w:t>
+      </w:r>
+    </w:p>
+    <w:p>
+      <w:pPr>
+        <w:spacing w:after="40"/>
+      </w:pPr>
+      <w:r>
+        <w:rPr>
+          <w:color w:val="444444"/>
+          <w:sz w:val="18"/>
+        </w:rPr>
+        <w:t>the sprint plan above (sprint 7).</w:t>
       </w:r>
     </w:p>
     <w:tbl>
@@ -2880,7 +2958,7 @@
                 <w:color w:val="373737"/>
                 <w:sz w:val="18"/>
               </w:rPr>
-              <w:t>B-01 (DGS module init + service wiring + first resolver)</w:t>
+              <w:t>B-01 (DGS module init + service wiring + first resolver), A-05 (shared CI conformance gate)</w:t>
             </w:r>
           </w:p>
         </w:tc>
@@ -2899,7 +2977,7 @@
                 <w:color w:val="373737"/>
                 <w:sz w:val="18"/>
               </w:rPr>
-              <w:t>schema, stubs, type resolvers, service port</w:t>
+              <w:t>schema, stubs, type resolvers, service port, drift guard</w:t>
             </w:r>
           </w:p>
         </w:tc>
@@ -3285,7 +3363,7 @@
                 <w:color w:val="373737"/>
                 <w:sz w:val="18"/>
               </w:rPr>
-              <w:t>8</w:t>
+              <w:t>post-launch</w:t>
             </w:r>
           </w:p>
         </w:tc>
@@ -3303,71 +3381,12 @@
                 <w:color w:val="373737"/>
                 <w:sz w:val="18"/>
               </w:rPr>
-              <w:t>G-16</w:t>
-            </w:r>
-          </w:p>
-        </w:tc>
-        <w:tc>
-          <w:tcPr>
-            <w:vAlign w:val="top"/>
-            <w:tcW w:w="7920" w:type="dxa"/>
-          </w:tcPr>
-          <w:p>
-            <w:pPr>
-              <w:jc w:val="left"/>
-            </w:pPr>
-            <w:r>
-              <w:rPr>
-                <w:color w:val="373737"/>
-                <w:sz w:val="18"/>
-              </w:rPr>
-              <w:t>tests, parity harness, load test</w:t>
-            </w:r>
-          </w:p>
-        </w:tc>
-      </w:tr>
-      <w:tr>
-        <w:tc>
-          <w:tcPr>
-            <w:shd w:val="clear" w:color="auto" w:fill="F5F8FF"/>
-            <w:vAlign w:val="top"/>
-            <w:tcW w:w="1296" w:type="dxa"/>
-          </w:tcPr>
-          <w:p>
-            <w:pPr>
-              <w:jc w:val="left"/>
-            </w:pPr>
-            <w:r>
-              <w:rPr>
-                <w:color w:val="373737"/>
-                <w:sz w:val="18"/>
-              </w:rPr>
-              <w:t>post-launch</w:t>
-            </w:r>
-          </w:p>
-        </w:tc>
-        <w:tc>
-          <w:tcPr>
-            <w:shd w:val="clear" w:color="auto" w:fill="F5F8FF"/>
-            <w:vAlign w:val="top"/>
-            <w:tcW w:w="2160" w:type="dxa"/>
-          </w:tcPr>
-          <w:p>
-            <w:pPr>
-              <w:jc w:val="left"/>
-            </w:pPr>
-            <w:r>
-              <w:rPr>
-                <w:color w:val="373737"/>
-                <w:sz w:val="18"/>
-              </w:rPr>
               <w:t>F-01, F-02</w:t>
             </w:r>
           </w:p>
         </w:tc>
         <w:tc>
           <w:tcPr>
-            <w:shd w:val="clear" w:color="auto" w:fill="F5F8FF"/>
             <w:vAlign w:val="top"/>
             <w:tcW w:w="7920" w:type="dxa"/>
           </w:tcPr>

--- a/output/summary/bom/FederatedGqlBreakDown-bom.docx
+++ b/output/summary/bom/FederatedGqlBreakDown-bom.docx
@@ -19526,6 +19526,20 @@
                 <w:rFonts w:ascii="Courier New" w:hAnsi="Courier New"/>
                 <w:sz w:val="18"/>
               </w:rPr>
+              <w:t>BOM-BE-A-04</w:t>
+            </w:r>
+            <w:r>
+              <w:rPr>
+                <w:color w:val="373737"/>
+                <w:sz w:val="18"/>
+              </w:rPr>
+              <w:t xml:space="preserve">, </w:t>
+            </w:r>
+            <w:r>
+              <w:rPr>
+                <w:rFonts w:ascii="Courier New" w:hAnsi="Courier New"/>
+                <w:sz w:val="18"/>
+              </w:rPr>
               <w:t>BOM-BE-B-01</w:t>
             </w:r>
             <w:r>
@@ -19555,6 +19569,90 @@
                 <w:sz w:val="18"/>
               </w:rPr>
               <w:t>BOM-BE-B-04</w:t>
+            </w:r>
+            <w:r>
+              <w:rPr>
+                <w:color w:val="373737"/>
+                <w:sz w:val="18"/>
+              </w:rPr>
+              <w:t xml:space="preserve">, </w:t>
+            </w:r>
+            <w:r>
+              <w:rPr>
+                <w:rFonts w:ascii="Courier New" w:hAnsi="Courier New"/>
+                <w:sz w:val="18"/>
+              </w:rPr>
+              <w:t>BOM-BE-G-01</w:t>
+            </w:r>
+            <w:r>
+              <w:rPr>
+                <w:color w:val="373737"/>
+                <w:sz w:val="18"/>
+              </w:rPr>
+              <w:t xml:space="preserve">, </w:t>
+            </w:r>
+            <w:r>
+              <w:rPr>
+                <w:rFonts w:ascii="Courier New" w:hAnsi="Courier New"/>
+                <w:sz w:val="18"/>
+              </w:rPr>
+              <w:t>BOM-BE-G-03</w:t>
+            </w:r>
+            <w:r>
+              <w:rPr>
+                <w:color w:val="373737"/>
+                <w:sz w:val="18"/>
+              </w:rPr>
+              <w:t xml:space="preserve">, </w:t>
+            </w:r>
+            <w:r>
+              <w:rPr>
+                <w:rFonts w:ascii="Courier New" w:hAnsi="Courier New"/>
+                <w:sz w:val="18"/>
+              </w:rPr>
+              <w:t>BOM-BE-G-08</w:t>
+            </w:r>
+            <w:r>
+              <w:rPr>
+                <w:color w:val="373737"/>
+                <w:sz w:val="18"/>
+              </w:rPr>
+              <w:t xml:space="preserve">, </w:t>
+            </w:r>
+            <w:r>
+              <w:rPr>
+                <w:rFonts w:ascii="Courier New" w:hAnsi="Courier New"/>
+                <w:sz w:val="18"/>
+              </w:rPr>
+              <w:t>BOM-BE-G-12</w:t>
+            </w:r>
+            <w:r>
+              <w:rPr>
+                <w:color w:val="373737"/>
+                <w:sz w:val="18"/>
+              </w:rPr>
+              <w:t xml:space="preserve">, </w:t>
+            </w:r>
+            <w:r>
+              <w:rPr>
+                <w:rFonts w:ascii="Courier New" w:hAnsi="Courier New"/>
+                <w:sz w:val="18"/>
+              </w:rPr>
+              <w:t>BOM-BE-G-13</w:t>
+            </w:r>
+            <w:r>
+              <w:rPr>
+                <w:color w:val="373737"/>
+                <w:sz w:val="18"/>
+              </w:rPr>
+              <w:t xml:space="preserve">, </w:t>
+            </w:r>
+            <w:r>
+              <w:rPr>
+                <w:rFonts w:ascii="Courier New" w:hAnsi="Courier New"/>
+                <w:sz w:val="18"/>
+              </w:rPr>
+              <w:t>BOM-BE-G-17</w:t>
             </w:r>
             <w:r>
               <w:rPr>
@@ -19753,6 +19851,34 @@
                 <w:rFonts w:ascii="Courier New" w:hAnsi="Courier New"/>
                 <w:sz w:val="18"/>
               </w:rPr>
+              <w:t>BOM-BE-G-01</w:t>
+            </w:r>
+            <w:r>
+              <w:rPr>
+                <w:color w:val="373737"/>
+                <w:sz w:val="18"/>
+              </w:rPr>
+              <w:t xml:space="preserve">, </w:t>
+            </w:r>
+            <w:r>
+              <w:rPr>
+                <w:rFonts w:ascii="Courier New" w:hAnsi="Courier New"/>
+                <w:sz w:val="18"/>
+              </w:rPr>
+              <w:t>BOM-BE-G-14</w:t>
+            </w:r>
+            <w:r>
+              <w:rPr>
+                <w:color w:val="373737"/>
+                <w:sz w:val="18"/>
+              </w:rPr>
+              <w:t xml:space="preserve">, </w:t>
+            </w:r>
+            <w:r>
+              <w:rPr>
+                <w:rFonts w:ascii="Courier New" w:hAnsi="Courier New"/>
+                <w:sz w:val="18"/>
+              </w:rPr>
               <w:t>BOM-BE-S-03</w:t>
             </w:r>
           </w:p>
@@ -19945,6 +20071,20 @@
               </w:rPr>
               <w:t>BOM-BE-B-08</w:t>
             </w:r>
+            <w:r>
+              <w:rPr>
+                <w:color w:val="373737"/>
+                <w:sz w:val="18"/>
+              </w:rPr>
+              <w:t xml:space="preserve">, </w:t>
+            </w:r>
+            <w:r>
+              <w:rPr>
+                <w:rFonts w:ascii="Courier New" w:hAnsi="Courier New"/>
+                <w:sz w:val="18"/>
+              </w:rPr>
+              <w:t>BOM-BE-G-14</w:t>
+            </w:r>
           </w:p>
         </w:tc>
         <w:tc>
@@ -20573,7 +20713,161 @@
                 <w:rFonts w:ascii="Courier New" w:hAnsi="Courier New"/>
                 <w:sz w:val="18"/>
               </w:rPr>
+              <w:t>BOM-BE-A-04</w:t>
+            </w:r>
+            <w:r>
+              <w:rPr>
+                <w:color w:val="373737"/>
+                <w:sz w:val="18"/>
+              </w:rPr>
+              <w:t xml:space="preserve">, </w:t>
+            </w:r>
+            <w:r>
+              <w:rPr>
+                <w:rFonts w:ascii="Courier New" w:hAnsi="Courier New"/>
+                <w:sz w:val="18"/>
+              </w:rPr>
+              <w:t>BOM-BE-B-01</w:t>
+            </w:r>
+            <w:r>
+              <w:rPr>
+                <w:color w:val="373737"/>
+                <w:sz w:val="18"/>
+              </w:rPr>
+              <w:t xml:space="preserve">, </w:t>
+            </w:r>
+            <w:r>
+              <w:rPr>
+                <w:rFonts w:ascii="Courier New" w:hAnsi="Courier New"/>
+                <w:sz w:val="18"/>
+              </w:rPr>
+              <w:t>BOM-BE-B-03</w:t>
+            </w:r>
+            <w:r>
+              <w:rPr>
+                <w:color w:val="373737"/>
+                <w:sz w:val="18"/>
+              </w:rPr>
+              <w:t xml:space="preserve">, </w:t>
+            </w:r>
+            <w:r>
+              <w:rPr>
+                <w:rFonts w:ascii="Courier New" w:hAnsi="Courier New"/>
+                <w:sz w:val="18"/>
+              </w:rPr>
+              <w:t>BOM-BE-B-04</w:t>
+            </w:r>
+            <w:r>
+              <w:rPr>
+                <w:color w:val="373737"/>
+                <w:sz w:val="18"/>
+              </w:rPr>
+              <w:t xml:space="preserve">, </w:t>
+            </w:r>
+            <w:r>
+              <w:rPr>
+                <w:rFonts w:ascii="Courier New" w:hAnsi="Courier New"/>
+                <w:sz w:val="18"/>
+              </w:rPr>
+              <w:t>BOM-BE-G-01</w:t>
+            </w:r>
+            <w:r>
+              <w:rPr>
+                <w:color w:val="373737"/>
+                <w:sz w:val="18"/>
+              </w:rPr>
+              <w:t xml:space="preserve">, </w:t>
+            </w:r>
+            <w:r>
+              <w:rPr>
+                <w:rFonts w:ascii="Courier New" w:hAnsi="Courier New"/>
+                <w:sz w:val="18"/>
+              </w:rPr>
+              <w:t>BOM-BE-G-03</w:t>
+            </w:r>
+            <w:r>
+              <w:rPr>
+                <w:color w:val="373737"/>
+                <w:sz w:val="18"/>
+              </w:rPr>
+              <w:t xml:space="preserve">, </w:t>
+            </w:r>
+            <w:r>
+              <w:rPr>
+                <w:rFonts w:ascii="Courier New" w:hAnsi="Courier New"/>
+                <w:sz w:val="18"/>
+              </w:rPr>
+              <w:t>BOM-BE-G-08</w:t>
+            </w:r>
+            <w:r>
+              <w:rPr>
+                <w:color w:val="373737"/>
+                <w:sz w:val="18"/>
+              </w:rPr>
+              <w:t xml:space="preserve">, </w:t>
+            </w:r>
+            <w:r>
+              <w:rPr>
+                <w:rFonts w:ascii="Courier New" w:hAnsi="Courier New"/>
+                <w:sz w:val="18"/>
+              </w:rPr>
+              <w:t>BOM-BE-G-12</w:t>
+            </w:r>
+            <w:r>
+              <w:rPr>
+                <w:color w:val="373737"/>
+                <w:sz w:val="18"/>
+              </w:rPr>
+              <w:t xml:space="preserve">, </w:t>
+            </w:r>
+            <w:r>
+              <w:rPr>
+                <w:rFonts w:ascii="Courier New" w:hAnsi="Courier New"/>
+                <w:sz w:val="18"/>
+              </w:rPr>
+              <w:t>BOM-BE-G-13</w:t>
+            </w:r>
+            <w:r>
+              <w:rPr>
+                <w:color w:val="373737"/>
+                <w:sz w:val="18"/>
+              </w:rPr>
+              <w:t xml:space="preserve">, </w:t>
+            </w:r>
+            <w:r>
+              <w:rPr>
+                <w:rFonts w:ascii="Courier New" w:hAnsi="Courier New"/>
+                <w:sz w:val="18"/>
+              </w:rPr>
+              <w:t>BOM-BE-G-14</w:t>
+            </w:r>
+            <w:r>
+              <w:rPr>
+                <w:color w:val="373737"/>
+                <w:sz w:val="18"/>
+              </w:rPr>
+              <w:t xml:space="preserve">, </w:t>
+            </w:r>
+            <w:r>
+              <w:rPr>
+                <w:rFonts w:ascii="Courier New" w:hAnsi="Courier New"/>
+                <w:sz w:val="18"/>
+              </w:rPr>
               <w:t>BOM-BE-G-17</w:t>
+            </w:r>
+            <w:r>
+              <w:rPr>
+                <w:color w:val="373737"/>
+                <w:sz w:val="18"/>
+              </w:rPr>
+              <w:t xml:space="preserve">, </w:t>
+            </w:r>
+            <w:r>
+              <w:rPr>
+                <w:rFonts w:ascii="Courier New" w:hAnsi="Courier New"/>
+                <w:sz w:val="18"/>
+              </w:rPr>
+              <w:t>BOM-BE-S-03</w:t>
             </w:r>
             <w:r>
               <w:rPr>
@@ -20827,20 +21121,6 @@
               </w:rPr>
               <w:t>BOM-FE-001</w:t>
             </w:r>
-            <w:r>
-              <w:rPr>
-                <w:color w:val="373737"/>
-                <w:sz w:val="18"/>
-              </w:rPr>
-              <w:t xml:space="preserve">, 🟢 </w:t>
-            </w:r>
-            <w:r>
-              <w:rPr>
-                <w:rFonts w:ascii="Courier New" w:hAnsi="Courier New"/>
-                <w:sz w:val="18"/>
-              </w:rPr>
-              <w:t>BOM-FE-004</w:t>
-            </w:r>
           </w:p>
         </w:tc>
         <w:tc>
@@ -20854,66 +21134,10 @@
             </w:pPr>
             <w:r>
               <w:rPr>
-                <w:rFonts w:ascii="Courier New" w:hAnsi="Courier New"/>
-                <w:sz w:val="18"/>
-              </w:rPr>
-              <w:t>BOM-FE-004</w:t>
-            </w:r>
-            <w:r>
-              <w:rPr>
-                <w:color w:val="373737"/>
-                <w:sz w:val="18"/>
-              </w:rPr>
-              <w:t xml:space="preserve"> → </w:t>
-            </w:r>
-            <w:r>
-              <w:rPr>
-                <w:rFonts w:ascii="Courier New" w:hAnsi="Courier New"/>
-                <w:sz w:val="18"/>
-              </w:rPr>
-              <w:t>BOM-BE-B-05</w:t>
-            </w:r>
-            <w:r>
-              <w:rPr>
-                <w:color w:val="373737"/>
-                <w:sz w:val="18"/>
-              </w:rPr>
-              <w:t xml:space="preserve">, </w:t>
-            </w:r>
-            <w:r>
-              <w:rPr>
-                <w:rFonts w:ascii="Courier New" w:hAnsi="Courier New"/>
-                <w:sz w:val="18"/>
-              </w:rPr>
-              <w:t>BOM-BE-B-06</w:t>
-            </w:r>
-            <w:r>
-              <w:rPr>
-                <w:color w:val="373737"/>
-                <w:sz w:val="18"/>
-              </w:rPr>
-              <w:t xml:space="preserve">, </w:t>
-            </w:r>
-            <w:r>
-              <w:rPr>
-                <w:rFonts w:ascii="Courier New" w:hAnsi="Courier New"/>
-                <w:sz w:val="18"/>
-              </w:rPr>
-              <w:t>BOM-BE-B-07</w:t>
-            </w:r>
-            <w:r>
-              <w:rPr>
-                <w:color w:val="373737"/>
-                <w:sz w:val="18"/>
-              </w:rPr>
-              <w:t xml:space="preserve">, </w:t>
-            </w:r>
-            <w:r>
-              <w:rPr>
-                <w:rFonts w:ascii="Courier New" w:hAnsi="Courier New"/>
-                <w:sz w:val="18"/>
-              </w:rPr>
-              <w:t>BOM-BE-B-08</w:t>
+                <w:color w:val="373737"/>
+                <w:sz w:val="18"/>
+              </w:rPr>
+              <w:t>—</w:t>
             </w:r>
           </w:p>
         </w:tc>
@@ -20971,21 +21195,7 @@
                 <w:color w:val="373737"/>
                 <w:sz w:val="18"/>
               </w:rPr>
-              <w:t xml:space="preserve">🔴 </w:t>
-            </w:r>
-            <w:r>
-              <w:rPr>
-                <w:rFonts w:ascii="Courier New" w:hAnsi="Courier New"/>
-                <w:sz w:val="18"/>
-              </w:rPr>
-              <w:t>BOM-FE-002</w:t>
-            </w:r>
-            <w:r>
-              <w:rPr>
-                <w:color w:val="373737"/>
-                <w:sz w:val="18"/>
-              </w:rPr>
-              <w:t xml:space="preserve">, 🟡 </w:t>
+              <w:t xml:space="preserve">🟡 </w:t>
             </w:r>
             <w:r>
               <w:rPr>
@@ -21011,62 +21221,6 @@
                 <w:rFonts w:ascii="Courier New" w:hAnsi="Courier New"/>
                 <w:sz w:val="18"/>
               </w:rPr>
-              <w:t>BOM-FE-002</w:t>
-            </w:r>
-            <w:r>
-              <w:rPr>
-                <w:color w:val="373737"/>
-                <w:sz w:val="18"/>
-              </w:rPr>
-              <w:t xml:space="preserve"> → </w:t>
-            </w:r>
-            <w:r>
-              <w:rPr>
-                <w:rFonts w:ascii="Courier New" w:hAnsi="Courier New"/>
-                <w:sz w:val="18"/>
-              </w:rPr>
-              <w:t>BOM-BE-B-01</w:t>
-            </w:r>
-            <w:r>
-              <w:rPr>
-                <w:color w:val="373737"/>
-                <w:sz w:val="18"/>
-              </w:rPr>
-              <w:t xml:space="preserve">, </w:t>
-            </w:r>
-            <w:r>
-              <w:rPr>
-                <w:rFonts w:ascii="Courier New" w:hAnsi="Courier New"/>
-                <w:sz w:val="18"/>
-              </w:rPr>
-              <w:t>BOM-BE-B-03</w:t>
-            </w:r>
-            <w:r>
-              <w:rPr>
-                <w:color w:val="373737"/>
-                <w:sz w:val="18"/>
-              </w:rPr>
-              <w:t xml:space="preserve">, </w:t>
-            </w:r>
-            <w:r>
-              <w:rPr>
-                <w:rFonts w:ascii="Courier New" w:hAnsi="Courier New"/>
-                <w:sz w:val="18"/>
-              </w:rPr>
-              <w:t>BOM-BE-B-04</w:t>
-            </w:r>
-            <w:r>
-              <w:rPr>
-                <w:color w:val="373737"/>
-                <w:sz w:val="18"/>
-              </w:rPr>
-              <w:t>&lt;br&gt;</w:t>
-            </w:r>
-            <w:r>
-              <w:rPr>
-                <w:rFonts w:ascii="Courier New" w:hAnsi="Courier New"/>
-                <w:sz w:val="18"/>
-              </w:rPr>
               <w:t>BOM-FE-005</w:t>
             </w:r>
             <w:r>
@@ -21166,14 +21320,28 @@
                 <w:color w:val="373737"/>
                 <w:sz w:val="18"/>
               </w:rPr>
-              <w:t xml:space="preserve">🟢 </w:t>
+              <w:t xml:space="preserve">🔴 </w:t>
             </w:r>
             <w:r>
               <w:rPr>
                 <w:rFonts w:ascii="Courier New" w:hAnsi="Courier New"/>
                 <w:sz w:val="18"/>
               </w:rPr>
-              <w:t>BOM-FE-007</w:t>
+              <w:t>BOM-FE-002</w:t>
+            </w:r>
+            <w:r>
+              <w:rPr>
+                <w:color w:val="373737"/>
+                <w:sz w:val="18"/>
+              </w:rPr>
+              <w:t xml:space="preserve">, 🟢 </w:t>
+            </w:r>
+            <w:r>
+              <w:rPr>
+                <w:rFonts w:ascii="Courier New" w:hAnsi="Courier New"/>
+                <w:sz w:val="18"/>
+              </w:rPr>
+              <w:t>BOM-FE-004</w:t>
             </w:r>
           </w:p>
         </w:tc>
@@ -21191,7 +21359,7 @@
                 <w:rFonts w:ascii="Courier New" w:hAnsi="Courier New"/>
                 <w:sz w:val="18"/>
               </w:rPr>
-              <w:t>BOM-FE-007</w:t>
+              <w:t>BOM-FE-002</w:t>
             </w:r>
             <w:r>
               <w:rPr>
@@ -21205,7 +21373,126 @@
                 <w:rFonts w:ascii="Courier New" w:hAnsi="Courier New"/>
                 <w:sz w:val="18"/>
               </w:rPr>
-              <w:t>BOM-BE-G-17</w:t>
+              <w:t>BOM-BE-A-04</w:t>
+            </w:r>
+            <w:r>
+              <w:rPr>
+                <w:color w:val="373737"/>
+                <w:sz w:val="18"/>
+              </w:rPr>
+              <w:t xml:space="preserve">, </w:t>
+            </w:r>
+            <w:r>
+              <w:rPr>
+                <w:rFonts w:ascii="Courier New" w:hAnsi="Courier New"/>
+                <w:sz w:val="18"/>
+              </w:rPr>
+              <w:t>BOM-BE-B-01</w:t>
+            </w:r>
+            <w:r>
+              <w:rPr>
+                <w:color w:val="373737"/>
+                <w:sz w:val="18"/>
+              </w:rPr>
+              <w:t xml:space="preserve">, </w:t>
+            </w:r>
+            <w:r>
+              <w:rPr>
+                <w:rFonts w:ascii="Courier New" w:hAnsi="Courier New"/>
+                <w:sz w:val="18"/>
+              </w:rPr>
+              <w:t>BOM-BE-B-03</w:t>
+            </w:r>
+            <w:r>
+              <w:rPr>
+                <w:color w:val="373737"/>
+                <w:sz w:val="18"/>
+              </w:rPr>
+              <w:t xml:space="preserve">, </w:t>
+            </w:r>
+            <w:r>
+              <w:rPr>
+                <w:rFonts w:ascii="Courier New" w:hAnsi="Courier New"/>
+                <w:sz w:val="18"/>
+              </w:rPr>
+              <w:t>BOM-BE-B-04</w:t>
+            </w:r>
+            <w:r>
+              <w:rPr>
+                <w:color w:val="373737"/>
+                <w:sz w:val="18"/>
+              </w:rPr>
+              <w:t xml:space="preserve"> (+6)&lt;br&gt;</w:t>
+            </w:r>
+            <w:r>
+              <w:rPr>
+                <w:rFonts w:ascii="Courier New" w:hAnsi="Courier New"/>
+                <w:sz w:val="18"/>
+              </w:rPr>
+              <w:t>BOM-FE-004</w:t>
+            </w:r>
+            <w:r>
+              <w:rPr>
+                <w:color w:val="373737"/>
+                <w:sz w:val="18"/>
+              </w:rPr>
+              <w:t xml:space="preserve"> → </w:t>
+            </w:r>
+            <w:r>
+              <w:rPr>
+                <w:rFonts w:ascii="Courier New" w:hAnsi="Courier New"/>
+                <w:sz w:val="18"/>
+              </w:rPr>
+              <w:t>BOM-BE-B-05</w:t>
+            </w:r>
+            <w:r>
+              <w:rPr>
+                <w:color w:val="373737"/>
+                <w:sz w:val="18"/>
+              </w:rPr>
+              <w:t xml:space="preserve">, </w:t>
+            </w:r>
+            <w:r>
+              <w:rPr>
+                <w:rFonts w:ascii="Courier New" w:hAnsi="Courier New"/>
+                <w:sz w:val="18"/>
+              </w:rPr>
+              <w:t>BOM-BE-B-06</w:t>
+            </w:r>
+            <w:r>
+              <w:rPr>
+                <w:color w:val="373737"/>
+                <w:sz w:val="18"/>
+              </w:rPr>
+              <w:t xml:space="preserve">, </w:t>
+            </w:r>
+            <w:r>
+              <w:rPr>
+                <w:rFonts w:ascii="Courier New" w:hAnsi="Courier New"/>
+                <w:sz w:val="18"/>
+              </w:rPr>
+              <w:t>BOM-BE-B-07</w:t>
+            </w:r>
+            <w:r>
+              <w:rPr>
+                <w:color w:val="373737"/>
+                <w:sz w:val="18"/>
+              </w:rPr>
+              <w:t xml:space="preserve">, </w:t>
+            </w:r>
+            <w:r>
+              <w:rPr>
+                <w:rFonts w:ascii="Courier New" w:hAnsi="Courier New"/>
+                <w:sz w:val="18"/>
+              </w:rPr>
+              <w:t>BOM-BE-B-08</w:t>
+            </w:r>
+            <w:r>
+              <w:rPr>
+                <w:color w:val="373737"/>
+                <w:sz w:val="18"/>
+              </w:rPr>
+              <w:t xml:space="preserve"> (+1)</w:t>
             </w:r>
           </w:p>
         </w:tc>
@@ -21286,6 +21573,20 @@
               </w:rPr>
               <w:t>BOM-FE-006</w:t>
             </w:r>
+            <w:r>
+              <w:rPr>
+                <w:color w:val="373737"/>
+                <w:sz w:val="18"/>
+              </w:rPr>
+              <w:t xml:space="preserve">, 🟢 </w:t>
+            </w:r>
+            <w:r>
+              <w:rPr>
+                <w:rFonts w:ascii="Courier New" w:hAnsi="Courier New"/>
+                <w:sz w:val="18"/>
+              </w:rPr>
+              <w:t>BOM-FE-007</w:t>
+            </w:r>
           </w:p>
         </w:tc>
         <w:tc>
@@ -21331,6 +21632,34 @@
                 <w:rFonts w:ascii="Courier New" w:hAnsi="Courier New"/>
                 <w:sz w:val="18"/>
               </w:rPr>
+              <w:t>BOM-BE-G-01</w:t>
+            </w:r>
+            <w:r>
+              <w:rPr>
+                <w:color w:val="373737"/>
+                <w:sz w:val="18"/>
+              </w:rPr>
+              <w:t xml:space="preserve">, </w:t>
+            </w:r>
+            <w:r>
+              <w:rPr>
+                <w:rFonts w:ascii="Courier New" w:hAnsi="Courier New"/>
+                <w:sz w:val="18"/>
+              </w:rPr>
+              <w:t>BOM-BE-G-14</w:t>
+            </w:r>
+            <w:r>
+              <w:rPr>
+                <w:color w:val="373737"/>
+                <w:sz w:val="18"/>
+              </w:rPr>
+              <w:t xml:space="preserve">, </w:t>
+            </w:r>
+            <w:r>
+              <w:rPr>
+                <w:rFonts w:ascii="Courier New" w:hAnsi="Courier New"/>
+                <w:sz w:val="18"/>
+              </w:rPr>
               <w:t>BOM-BE-S-03</w:t>
             </w:r>
             <w:r>
@@ -21408,7 +21737,77 @@
                 <w:color w:val="373737"/>
                 <w:sz w:val="18"/>
               </w:rPr>
-              <w:t xml:space="preserve"> (+1)</w:t>
+              <w:t xml:space="preserve"> (+1)&lt;br&gt;</w:t>
+            </w:r>
+            <w:r>
+              <w:rPr>
+                <w:rFonts w:ascii="Courier New" w:hAnsi="Courier New"/>
+                <w:sz w:val="18"/>
+              </w:rPr>
+              <w:t>BOM-FE-007</w:t>
+            </w:r>
+            <w:r>
+              <w:rPr>
+                <w:color w:val="373737"/>
+                <w:sz w:val="18"/>
+              </w:rPr>
+              <w:t xml:space="preserve"> → </w:t>
+            </w:r>
+            <w:r>
+              <w:rPr>
+                <w:rFonts w:ascii="Courier New" w:hAnsi="Courier New"/>
+                <w:sz w:val="18"/>
+              </w:rPr>
+              <w:t>BOM-BE-A-04</w:t>
+            </w:r>
+            <w:r>
+              <w:rPr>
+                <w:color w:val="373737"/>
+                <w:sz w:val="18"/>
+              </w:rPr>
+              <w:t xml:space="preserve">, </w:t>
+            </w:r>
+            <w:r>
+              <w:rPr>
+                <w:rFonts w:ascii="Courier New" w:hAnsi="Courier New"/>
+                <w:sz w:val="18"/>
+              </w:rPr>
+              <w:t>BOM-BE-B-01</w:t>
+            </w:r>
+            <w:r>
+              <w:rPr>
+                <w:color w:val="373737"/>
+                <w:sz w:val="18"/>
+              </w:rPr>
+              <w:t xml:space="preserve">, </w:t>
+            </w:r>
+            <w:r>
+              <w:rPr>
+                <w:rFonts w:ascii="Courier New" w:hAnsi="Courier New"/>
+                <w:sz w:val="18"/>
+              </w:rPr>
+              <w:t>BOM-BE-B-03</w:t>
+            </w:r>
+            <w:r>
+              <w:rPr>
+                <w:color w:val="373737"/>
+                <w:sz w:val="18"/>
+              </w:rPr>
+              <w:t xml:space="preserve">, </w:t>
+            </w:r>
+            <w:r>
+              <w:rPr>
+                <w:rFonts w:ascii="Courier New" w:hAnsi="Courier New"/>
+                <w:sz w:val="18"/>
+              </w:rPr>
+              <w:t>BOM-BE-B-04</w:t>
+            </w:r>
+            <w:r>
+              <w:rPr>
+                <w:color w:val="373737"/>
+                <w:sz w:val="18"/>
+              </w:rPr>
+              <w:t xml:space="preserve"> (+8)</w:t>
             </w:r>
           </w:p>
         </w:tc>
@@ -21472,7 +21871,7 @@
           <w:rFonts w:ascii="Courier New" w:hAnsi="Courier New"/>
           <w:sz w:val="19"/>
         </w:rPr>
-        <w:t>BOM-FE-004</w:t>
+        <w:t>BOM-FE-005</w:t>
       </w:r>
       <w:r>
         <w:rPr>
@@ -21500,21 +21899,7 @@
           <w:rFonts w:ascii="Courier New" w:hAnsi="Courier New"/>
           <w:sz w:val="19"/>
         </w:rPr>
-        <w:t>BOM-FE-005</w:t>
-      </w:r>
-      <w:r>
-        <w:rPr>
-          <w:color w:val="373737"/>
-          <w:sz w:val="19"/>
-        </w:rPr>
-        <w:t xml:space="preserve"> → </w:t>
-      </w:r>
-      <w:r>
-        <w:rPr>
-          <w:rFonts w:ascii="Courier New" w:hAnsi="Courier New"/>
-          <w:sz w:val="19"/>
-        </w:rPr>
-        <w:t>BOM-FE-007</w:t>
+        <w:t>BOM-FE-004</w:t>
       </w:r>
       <w:r>
         <w:rPr>
@@ -21543,6 +21928,20 @@
           <w:sz w:val="19"/>
         </w:rPr>
         <w:t>BOM-FE-006</w:t>
+      </w:r>
+      <w:r>
+        <w:rPr>
+          <w:color w:val="373737"/>
+          <w:sz w:val="19"/>
+        </w:rPr>
+        <w:t xml:space="preserve"> → </w:t>
+      </w:r>
+      <w:r>
+        <w:rPr>
+          <w:rFonts w:ascii="Courier New" w:hAnsi="Courier New"/>
+          <w:sz w:val="19"/>
+        </w:rPr>
+        <w:t>BOM-FE-007</w:t>
       </w:r>
       <w:r>
         <w:rPr>
@@ -21738,21 +22137,7 @@
                 <w:color w:val="373737"/>
                 <w:sz w:val="18"/>
               </w:rPr>
-              <w:t xml:space="preserve"> (3–4d)&lt;br&gt;🟢 </w:t>
-            </w:r>
-            <w:r>
-              <w:rPr>
-                <w:rFonts w:ascii="Courier New" w:hAnsi="Courier New"/>
-                <w:sz w:val="18"/>
-              </w:rPr>
-              <w:t>BOM-FE-004</w:t>
-            </w:r>
-            <w:r>
-              <w:rPr>
-                <w:color w:val="373737"/>
-                <w:sz w:val="18"/>
-              </w:rPr>
-              <w:t xml:space="preserve"> (2–3d)</w:t>
+              <w:t xml:space="preserve"> (3–4d)</w:t>
             </w:r>
           </w:p>
         </w:tc>
@@ -21810,21 +22195,7 @@
                 <w:color w:val="373737"/>
                 <w:sz w:val="18"/>
               </w:rPr>
-              <w:t xml:space="preserve">🔴 </w:t>
-            </w:r>
-            <w:r>
-              <w:rPr>
-                <w:rFonts w:ascii="Courier New" w:hAnsi="Courier New"/>
-                <w:sz w:val="18"/>
-              </w:rPr>
-              <w:t>BOM-FE-002</w:t>
-            </w:r>
-            <w:r>
-              <w:rPr>
-                <w:color w:val="373737"/>
-                <w:sz w:val="18"/>
-              </w:rPr>
-              <w:t xml:space="preserve"> (6–10d)&lt;br&gt;🟡 </w:t>
+              <w:t xml:space="preserve">🟡 </w:t>
             </w:r>
             <w:r>
               <w:rPr>
@@ -21895,21 +22266,35 @@
                 <w:color w:val="373737"/>
                 <w:sz w:val="18"/>
               </w:rPr>
-              <w:t xml:space="preserve">🟢 </w:t>
+              <w:t xml:space="preserve">🔴 </w:t>
             </w:r>
             <w:r>
               <w:rPr>
                 <w:rFonts w:ascii="Courier New" w:hAnsi="Courier New"/>
                 <w:sz w:val="18"/>
               </w:rPr>
-              <w:t>BOM-FE-007</w:t>
-            </w:r>
-            <w:r>
-              <w:rPr>
-                <w:color w:val="373737"/>
-                <w:sz w:val="18"/>
-              </w:rPr>
-              <w:t xml:space="preserve"> (2–4d)</w:t>
+              <w:t>BOM-FE-002</w:t>
+            </w:r>
+            <w:r>
+              <w:rPr>
+                <w:color w:val="373737"/>
+                <w:sz w:val="18"/>
+              </w:rPr>
+              <w:t xml:space="preserve"> (6–10d)&lt;br&gt;🟢 </w:t>
+            </w:r>
+            <w:r>
+              <w:rPr>
+                <w:rFonts w:ascii="Courier New" w:hAnsi="Courier New"/>
+                <w:sz w:val="18"/>
+              </w:rPr>
+              <w:t>BOM-FE-004</w:t>
+            </w:r>
+            <w:r>
+              <w:rPr>
+                <w:color w:val="373737"/>
+                <w:sz w:val="18"/>
+              </w:rPr>
+              <w:t xml:space="preserve"> (2–3d)</w:t>
             </w:r>
           </w:p>
         </w:tc>
@@ -21995,7 +22380,21 @@
                 <w:color w:val="373737"/>
                 <w:sz w:val="18"/>
               </w:rPr>
-              <w:t xml:space="preserve"> (5–8d)</w:t>
+              <w:t xml:space="preserve"> (5–8d)&lt;br&gt;🟢 </w:t>
+            </w:r>
+            <w:r>
+              <w:rPr>
+                <w:rFonts w:ascii="Courier New" w:hAnsi="Courier New"/>
+                <w:sz w:val="18"/>
+              </w:rPr>
+              <w:t>BOM-FE-007</w:t>
+            </w:r>
+            <w:r>
+              <w:rPr>
+                <w:color w:val="373737"/>
+                <w:sz w:val="18"/>
+              </w:rPr>
+              <w:t xml:space="preserve"> (2–4d)</w:t>
             </w:r>
           </w:p>
         </w:tc>

--- a/output/summary/bom/FederatedGqlBreakDown-bom.docx
+++ b/output/summary/bom/FederatedGqlBreakDown-bom.docx
@@ -192,7 +192,7 @@
           <w:color w:val="444444"/>
           <w:sz w:val="18"/>
         </w:rPr>
-        <w:t xml:space="preserve">   |   Generated: 2026-07-19</w:t>
+        <w:t xml:space="preserve">   |   Generated: 2026-07-21</w:t>
       </w:r>
     </w:p>
     <w:p>
@@ -1083,7 +1083,7 @@
                 <w:color w:val="373737"/>
                 <w:sz w:val="18"/>
               </w:rPr>
-              <w:t>36</w:t>
+              <w:t>37</w:t>
             </w:r>
           </w:p>
         </w:tc>
@@ -2738,7 +2738,7 @@
                 <w:color w:val="373737"/>
                 <w:sz w:val="18"/>
               </w:rPr>
-              <w:t>B-01 (DGS module init + service wiring + first resolver), A-05 (shared CI conformance gate)</w:t>
+              <w:t>A-04 (TypeResolver), A-05 (CI gate), B-01 (DGS module init + service wiring + first resolver)</w:t>
             </w:r>
           </w:p>
         </w:tc>
@@ -13566,6 +13566,54 @@
               <w:t>no gateway hop</w:t>
             </w:r>
           </w:p>
+          <w:p>
+            <w:pPr>
+              <w:spacing w:after="20"/>
+              <w:ind w:left="173"/>
+            </w:pPr>
+            <w:r>
+              <w:rPr>
+                <w:color w:val="444444"/>
+                <w:sz w:val="17"/>
+              </w:rPr>
+              <w:t xml:space="preserve">• </w:t>
+            </w:r>
+            <w:r>
+              <w:rPr>
+                <w:color w:val="373737"/>
+                <w:sz w:val="17"/>
+              </w:rPr>
+              <w:t xml:space="preserve">Field resolver uses a </w:t>
+            </w:r>
+            <w:r>
+              <w:rPr>
+                <w:rFonts w:ascii="Courier New" w:hAnsi="Courier New"/>
+                <w:sz w:val="17"/>
+              </w:rPr>
+              <w:t>MappedBatchLoader&lt;String, List&lt;SPARK_Bom&gt;&gt;</w:t>
+            </w:r>
+            <w:r>
+              <w:rPr>
+                <w:color w:val="373737"/>
+                <w:sz w:val="17"/>
+              </w:rPr>
+              <w:t xml:space="preserve"> (</w:t>
+            </w:r>
+            <w:r>
+              <w:rPr>
+                <w:rFonts w:ascii="Courier New" w:hAnsi="Courier New"/>
+                <w:sz w:val="17"/>
+              </w:rPr>
+              <w:t>bomsByProductIdLoader</w:t>
+            </w:r>
+            <w:r>
+              <w:rPr>
+                <w:color w:val="373737"/>
+                <w:sz w:val="17"/>
+              </w:rPr>
+              <w:t>) — when the parent query returns N products, boms are resolved in 1 batched call (not N)</w:t>
+            </w:r>
+          </w:p>
         </w:tc>
       </w:tr>
       <w:tr>
@@ -18978,7 +19026,7 @@
                 <w:color w:val="373737"/>
                 <w:sz w:val="18"/>
               </w:rPr>
-              <w:t>2026-07-19</w:t>
+              <w:t>2026-07-21</w:t>
             </w:r>
           </w:p>
         </w:tc>

--- a/output/summary/bom/FederatedGqlBreakDown-bom.docx
+++ b/output/summary/bom/FederatedGqlBreakDown-bom.docx
@@ -192,7 +192,7 @@
           <w:color w:val="444444"/>
           <w:sz w:val="18"/>
         </w:rPr>
-        <w:t xml:space="preserve">   |   Generated: 2026-07-21</w:t>
+        <w:t xml:space="preserve">   |   Generated: 2026-07-24</w:t>
       </w:r>
     </w:p>
     <w:p>
@@ -19026,7 +19026,7 @@
                 <w:color w:val="373737"/>
                 <w:sz w:val="18"/>
               </w:rPr>
-              <w:t>2026-07-21</w:t>
+              <w:t>2026-07-24</w:t>
             </w:r>
           </w:p>
         </w:tc>
